--- a/docs/source/06_수달라이프_개인정보처리업무_위탁현황_v1.0.docx
+++ b/docs/source/06_수달라이프_개인정보처리업무_위탁현황_v1.0.docx
@@ -339,7 +339,7 @@
                 <w:color w:val="24323D"/>
                 <w:sz w:val="18"/>
               </w:rPr>
-              <w:t>수달 라이프 고객·공급자·관리자 서비스 및 API</w:t>
+              <w:t>수달 라이프 고객·전문가·관리자 서비스 및 API</w:t>
             </w:r>
           </w:p>
         </w:tc>
